--- a/thesis/docx/chapter08_validation.docx
+++ b/thesis/docx/chapter08_validation.docx
@@ -682,7 +682,7 @@
               <w:jc w:val="right"/>
             </w:pPr>
             <w:r>
-              <w:t xml:space="preserve">241</w:t>
+              <w:t xml:space="preserve">227</w:t>
             </w:r>
           </w:p>
         </w:tc>
@@ -694,7 +694,7 @@
               <w:jc w:val="right"/>
             </w:pPr>
             <w:r>
-              <w:t xml:space="preserve">171</w:t>
+              <w:t xml:space="preserve">165</w:t>
             </w:r>
           </w:p>
         </w:tc>
@@ -710,7 +710,7 @@
                 <w:b/>
                 <w:bCs/>
               </w:rPr>
-              <w:t xml:space="preserve">0.7934</w:t>
+              <w:t xml:space="preserve">0.7666</w:t>
             </w:r>
           </w:p>
         </w:tc>
@@ -722,7 +722,7 @@
               <w:jc w:val="right"/>
             </w:pPr>
             <w:r>
-              <w:t xml:space="preserve">0.7661</w:t>
+              <w:t xml:space="preserve">0.7636</w:t>
             </w:r>
           </w:p>
         </w:tc>
@@ -734,7 +734,7 @@
               <w:jc w:val="right"/>
             </w:pPr>
             <w:r>
-              <w:t xml:space="preserve">0.6571</w:t>
+              <w:t xml:space="preserve">0.6129</w:t>
             </w:r>
           </w:p>
         </w:tc>
@@ -759,7 +759,7 @@
               <w:jc w:val="right"/>
             </w:pPr>
             <w:r>
-              <w:t xml:space="preserve">65</w:t>
+              <w:t xml:space="preserve">79</w:t>
             </w:r>
           </w:p>
         </w:tc>
@@ -771,7 +771,7 @@
               <w:jc w:val="right"/>
             </w:pPr>
             <w:r>
-              <w:t xml:space="preserve">32</w:t>
+              <w:t xml:space="preserve">38</w:t>
             </w:r>
           </w:p>
         </w:tc>
@@ -783,7 +783,7 @@
               <w:jc w:val="right"/>
             </w:pPr>
             <w:r>
-              <w:t xml:space="preserve">0.7102</w:t>
+              <w:t xml:space="preserve">0.7490</w:t>
             </w:r>
           </w:p>
         </w:tc>
@@ -795,7 +795,7 @@
               <w:jc w:val="right"/>
             </w:pPr>
             <w:r>
-              <w:t xml:space="preserve">0.8125</w:t>
+              <w:t xml:space="preserve">0.8158</w:t>
             </w:r>
           </w:p>
         </w:tc>
@@ -807,12 +807,50 @@
               <w:jc w:val="right"/>
             </w:pPr>
             <w:r>
-              <w:t xml:space="preserve">0.6364</w:t>
+              <w:t xml:space="preserve">0.7073</w:t>
             </w:r>
           </w:p>
         </w:tc>
       </w:tr>
     </w:tbl>
+    <w:p>
+      <w:pPr>
+        <w:pStyle w:val="BodyText"/>
+      </w:pPr>
+      <w:r>
+        <w:t xml:space="preserve">An earlier edition of this table reported the second row as 241 compounds at 0.7934 and the third as</w:t>
+      </w:r>
+      <w:r>
+        <w:t xml:space="preserve"> </w:t>
+      </w:r>
+      <w:r>
+        <w:t xml:space="preserve">65 at 0.7102. The novelty flag it used had been computed before the featuriser began neutralising</w:t>
+      </w:r>
+      <w:r>
+        <w:t xml:space="preserve"> </w:t>
+      </w:r>
+      <w:r>
+        <w:t xml:space="preserve">charges, so fourteen compounds it called novel were by then feature-identical to a training row, and</w:t>
+      </w:r>
+      <w:r>
+        <w:t xml:space="preserve"> </w:t>
+      </w:r>
+      <w:r>
+        <w:t xml:space="preserve">the model treated them accordingly: 92.9 per cent accuracy on those fourteen against 72.2 on the rest.</w:t>
+      </w:r>
+      <w:r>
+        <w:t xml:space="preserve"> </w:t>
+      </w:r>
+      <w:r>
+        <w:t xml:space="preserve">The flag was a function of the featuriser and nothing declared that dependency, so it did not move</w:t>
+      </w:r>
+      <w:r>
+        <w:t xml:space="preserve"> </w:t>
+      </w:r>
+      <w:r>
+        <w:t xml:space="preserve">when the featuriser did.</w:t>
+      </w:r>
+    </w:p>
     <w:p>
       <w:pPr>
         <w:pStyle w:val="BodyText"/>

--- a/thesis/docx/chapter08_validation.docx
+++ b/thesis/docx/chapter08_validation.docx
@@ -898,19 +898,19 @@
         <w:pStyle w:val="BodyText"/>
       </w:pPr>
       <w:r>
-        <w:t xml:space="preserve">An AUROC of 0.793 on genuinely unseen approved drugs is a substantial drop from the 0.878 the</w:t>
-      </w:r>
-      <w:r>
-        <w:t xml:space="preserve"> </w:t>
-      </w:r>
-      <w:r>
-        <w:t xml:space="preserve">scaffold split reports, and it is the most honest single number in this thesis about the barrier</w:t>
-      </w:r>
-      <w:r>
-        <w:t xml:space="preserve"> </w:t>
-      </w:r>
-      <w:r>
-        <w:t xml:space="preserve">model.</w:t>
+        <w:t xml:space="preserve">An AUROC of 0.7666 on genuinely unseen approved drugs is a substantial drop from the 0.8777 the</w:t>
+      </w:r>
+      <w:r>
+        <w:t xml:space="preserve"> </w:t>
+      </w:r>
+      <w:r>
+        <w:t xml:space="preserve">scaffold split reports for BBB, and it is the most honest single number in this thesis about the</w:t>
+      </w:r>
+      <w:r>
+        <w:t xml:space="preserve"> </w:t>
+      </w:r>
+      <w:r>
+        <w:t xml:space="preserve">barrier model.</w:t>
       </w:r>
     </w:p>
     <w:bookmarkEnd w:id="11"/>
@@ -3814,7 +3814,24 @@
         <w:pStyle w:val="BodyText"/>
       </w:pPr>
       <w:r>
+        <w:rPr>
+          <w:strike/>
+        </w:rPr>
         <w:t xml:space="preserve">And</w:t>
+      </w:r>
+      <w:r>
+        <w:rPr>
+          <w:strike/>
+        </w:rPr>
+        <w:t xml:space="preserve"> </w:t>
+      </w:r>
+      <w:r>
+        <w:rPr>
+          <w:b/>
+          <w:bCs/>
+          <w:strike/>
+        </w:rPr>
+        <w:t xml:space="preserve">the null models have no artefact.</w:t>
       </w:r>
       <w:r>
         <w:t xml:space="preserve"> </w:t>
@@ -3824,70 +3841,118 @@
           <w:b/>
           <w:bCs/>
         </w:rPr>
-        <w:t xml:space="preserve">the null models have no artefact.</w:t>
-      </w:r>
-      <w:r>
-        <w:t xml:space="preserve"> </w:t>
-      </w:r>
-      <w:r>
-        <w:t xml:space="preserve">The technical report states that with labels permuted the</w:t>
-      </w:r>
-      <w:r>
-        <w:t xml:space="preserve"> </w:t>
-      </w:r>
-      <w:r>
-        <w:t xml:space="preserve">same pipeline returns a mean AUROC of 0.4938 random and 0.4921 scaffold, and that an independent</w:t>
-      </w:r>
-      <w:r>
-        <w:t xml:space="preserve"> </w:t>
-      </w:r>
-      <w:r>
-        <w:t xml:space="preserve">re-run reproduced all 26 core values to within 4.7 × 10⁻⁵. Both figures are</w:t>
+        <w:t xml:space="preserve">Resolved, see Chapter 9 section 9.7.</w:t>
+      </w:r>
+      <w:r>
+        <w:t xml:space="preserve"> </w:t>
+      </w:r>
+      <w:r>
+        <w:t xml:space="preserve">At the time</w:t>
+      </w:r>
+      <w:r>
+        <w:t xml:space="preserve"> </w:t>
+      </w:r>
+      <w:r>
+        <w:t xml:space="preserve">this chapter was written the technical report stated that with labels permuted the same pipeline</w:t>
+      </w:r>
+      <w:r>
+        <w:t xml:space="preserve"> </w:t>
+      </w:r>
+      <w:r>
+        <w:t xml:space="preserve">returns a mean AUROC of 0.4938 random and 0.4921 scaffold, hard-coded in the report generator with no</w:t>
+      </w:r>
+      <w:r>
+        <w:t xml:space="preserve"> </w:t>
+      </w:r>
+      <w:r>
+        <w:t xml:space="preserve">file in the repository holding them; a further claim that an independent re-run reproduced 26 core</w:t>
+      </w:r>
+      <w:r>
+        <w:t xml:space="preserve"> </w:t>
+      </w:r>
+      <w:r>
+        <w:t xml:space="preserve">values to within 4.7 × 10⁻⁵ had no script or artefact behind it at all and is not repeated here. The</w:t>
+      </w:r>
+      <w:r>
+        <w:t xml:space="preserve"> </w:t>
+      </w:r>
+      <w:r>
+        <w:t xml:space="preserve">label-permutation null is the single strongest piece of evidence that the cross-validation is not</w:t>
+      </w:r>
+      <w:r>
+        <w:t xml:space="preserve"> </w:t>
+      </w:r>
+      <w:r>
+        <w:t xml:space="preserve">inflated by leakage, and it is now computed by</w:t>
       </w:r>
       <w:r>
         <w:t xml:space="preserve"> </w:t>
       </w:r>
       <w:r>
         <w:rPr>
-          <w:b/>
-          <w:bCs/>
+          <w:rStyle w:val="VerbatimChar"/>
         </w:rPr>
-        <w:t xml:space="preserve">hard-coded in the report</w:t>
+        <w:t xml:space="preserve">src/brainsafe/evaluation/permutation_null.py</w:t>
+      </w:r>
+      <w:r>
+        <w:t xml:space="preserve"> </w:t>
+      </w:r>
+      <w:r>
+        <w:t xml:space="preserve">from</w:t>
+      </w:r>
+      <w:r>
+        <w:t xml:space="preserve"> </w:t>
+      </w:r>
+      <w:r>
+        <w:t xml:space="preserve">the same featuriser, deduplication and fold objects as the deployed pipeline, over the eight core</w:t>
+      </w:r>
+      <w:r>
+        <w:t xml:space="preserve"> </w:t>
+      </w:r>
+      <w:r>
+        <w:t xml:space="preserve">classifiers, and written to</w:t>
+      </w:r>
+      <w:r>
+        <w:t xml:space="preserve"> </w:t>
       </w:r>
       <w:r>
         <w:rPr>
-          <w:b/>
-          <w:bCs/>
+          <w:rStyle w:val="VerbatimChar"/>
         </w:rPr>
-        <w:t xml:space="preserve"> </w:t>
-      </w:r>
-      <w:r>
-        <w:rPr>
-          <w:b/>
-          <w:bCs/>
-        </w:rPr>
-        <w:t xml:space="preserve">generator</w:t>
-      </w:r>
-      <w:r>
-        <w:t xml:space="preserve">, and no file in the repository holds them. The label-permutation null is the single</w:t>
-      </w:r>
-      <w:r>
-        <w:t xml:space="preserve"> </w:t>
-      </w:r>
-      <w:r>
-        <w:t xml:space="preserve">strongest piece of evidence that the cross-validation is not inflated by leakage, and it is the one</w:t>
-      </w:r>
-      <w:r>
-        <w:t xml:space="preserve"> </w:t>
-      </w:r>
-      <w:r>
-        <w:t xml:space="preserve">claim in this chapter a reader cannot check. It should be regenerated into an artefact and declared,</w:t>
-      </w:r>
-      <w:r>
-        <w:t xml:space="preserve"> </w:t>
-      </w:r>
-      <w:r>
-        <w:t xml:space="preserve">and until it is, this thesis quotes it as reported rather than as verified.</w:t>
+        <w:t xml:space="preserve">results/tables/permutation_null.csv</w:t>
+      </w:r>
+      <w:r>
+        <w:t xml:space="preserve">: mean AUROC 0.4959 random and</w:t>
+      </w:r>
+      <w:r>
+        <w:t xml:space="preserve"> </w:t>
+      </w:r>
+      <w:r>
+        <w:t xml:space="preserve">0.5026 scaffold, every one of sixteen values within 0.020 of chance. Both figures corroborate rather</w:t>
+      </w:r>
+      <w:r>
+        <w:t xml:space="preserve"> </w:t>
+      </w:r>
+      <w:r>
+        <w:t xml:space="preserve">than exactly reproduce the numbers this chapter’s own artefacts predate, sitting 0.0021 and 0.0105</w:t>
+      </w:r>
+      <w:r>
+        <w:t xml:space="preserve"> </w:t>
+      </w:r>
+      <w:r>
+        <w:t xml:space="preserve">away, which is the size of the sampling noise a single permutation per endpoint carries. Chapter 9</w:t>
+      </w:r>
+      <w:r>
+        <w:t xml:space="preserve"> </w:t>
+      </w:r>
+      <w:r>
+        <w:t xml:space="preserve">section 9.7 has the full derivation; this thesis quotes the artefact’s figures, not the technical</w:t>
+      </w:r>
+      <w:r>
+        <w:t xml:space="preserve"> </w:t>
+      </w:r>
+      <w:r>
+        <w:t xml:space="preserve">report’s.</w:t>
       </w:r>
     </w:p>
     <w:bookmarkEnd w:id="19"/>

--- a/thesis/docx/chapter08_validation.docx
+++ b/thesis/docx/chapter08_validation.docx
@@ -3815,75 +3815,52 @@
       </w:pPr>
       <w:r>
         <w:rPr>
-          <w:strike/>
-        </w:rPr>
-        <w:t xml:space="preserve">And</w:t>
-      </w:r>
-      <w:r>
-        <w:rPr>
-          <w:strike/>
-        </w:rPr>
-        <w:t xml:space="preserve"> </w:t>
-      </w:r>
-      <w:r>
-        <w:rPr>
-          <w:b/>
-          <w:bCs/>
-          <w:strike/>
-        </w:rPr>
-        <w:t xml:space="preserve">the null models have no artefact.</w:t>
-      </w:r>
-      <w:r>
-        <w:t xml:space="preserve"> </w:t>
-      </w:r>
-      <w:r>
-        <w:rPr>
           <w:b/>
           <w:bCs/>
         </w:rPr>
-        <w:t xml:space="preserve">Resolved, see Chapter 9 section 9.7.</w:t>
-      </w:r>
-      <w:r>
-        <w:t xml:space="preserve"> </w:t>
-      </w:r>
-      <w:r>
-        <w:t xml:space="preserve">At the time</w:t>
-      </w:r>
-      <w:r>
-        <w:t xml:space="preserve"> </w:t>
-      </w:r>
-      <w:r>
-        <w:t xml:space="preserve">this chapter was written the technical report stated that with labels permuted the same pipeline</w:t>
-      </w:r>
-      <w:r>
-        <w:t xml:space="preserve"> </w:t>
-      </w:r>
-      <w:r>
-        <w:t xml:space="preserve">returns a mean AUROC of 0.4938 random and 0.4921 scaffold, hard-coded in the report generator with no</w:t>
-      </w:r>
-      <w:r>
-        <w:t xml:space="preserve"> </w:t>
-      </w:r>
-      <w:r>
-        <w:t xml:space="preserve">file in the repository holding them; a further claim that an independent re-run reproduced 26 core</w:t>
-      </w:r>
-      <w:r>
-        <w:t xml:space="preserve"> </w:t>
-      </w:r>
-      <w:r>
-        <w:t xml:space="preserve">values to within 4.7 × 10⁻⁵ had no script or artefact behind it at all and is not repeated here. The</w:t>
-      </w:r>
-      <w:r>
-        <w:t xml:space="preserve"> </w:t>
-      </w:r>
-      <w:r>
-        <w:t xml:space="preserve">label-permutation null is the single strongest piece of evidence that the cross-validation is not</w:t>
-      </w:r>
-      <w:r>
-        <w:t xml:space="preserve"> </w:t>
-      </w:r>
-      <w:r>
-        <w:t xml:space="preserve">inflated by leakage, and it is now computed by</w:t>
+        <w:t xml:space="preserve">The label-permutation null now has an artefact behind it.</w:t>
+      </w:r>
+      <w:r>
+        <w:t xml:space="preserve"> </w:t>
+      </w:r>
+      <w:r>
+        <w:t xml:space="preserve">The technical report had previously</w:t>
+      </w:r>
+      <w:r>
+        <w:t xml:space="preserve"> </w:t>
+      </w:r>
+      <w:r>
+        <w:t xml:space="preserve">stated that with labels permuted the same pipeline returns a mean AUROC of 0.4938 random and 0.4921</w:t>
+      </w:r>
+      <w:r>
+        <w:t xml:space="preserve"> </w:t>
+      </w:r>
+      <w:r>
+        <w:t xml:space="preserve">scaffold, a figure hard-coded in the report generator with no file in the repository holding it; a</w:t>
+      </w:r>
+      <w:r>
+        <w:t xml:space="preserve"> </w:t>
+      </w:r>
+      <w:r>
+        <w:t xml:space="preserve">further claim that an independent re-run reproduced 26 core values to within 4.7 × 10⁻⁵ had no script</w:t>
+      </w:r>
+      <w:r>
+        <w:t xml:space="preserve"> </w:t>
+      </w:r>
+      <w:r>
+        <w:t xml:space="preserve">or artefact behind it at all and is not repeated here. The label-permutation null is the single</w:t>
+      </w:r>
+      <w:r>
+        <w:t xml:space="preserve"> </w:t>
+      </w:r>
+      <w:r>
+        <w:t xml:space="preserve">strongest piece of evidence that the cross-validation is not inflated by leakage, and it is computed</w:t>
+      </w:r>
+      <w:r>
+        <w:t xml:space="preserve"> </w:t>
+      </w:r>
+      <w:r>
+        <w:t xml:space="preserve">by</w:t>
       </w:r>
       <w:r>
         <w:t xml:space="preserve"> </w:t>
@@ -3898,19 +3875,13 @@
         <w:t xml:space="preserve"> </w:t>
       </w:r>
       <w:r>
-        <w:t xml:space="preserve">from</w:t>
-      </w:r>
-      <w:r>
-        <w:t xml:space="preserve"> </w:t>
-      </w:r>
-      <w:r>
-        <w:t xml:space="preserve">the same featuriser, deduplication and fold objects as the deployed pipeline, over the eight core</w:t>
-      </w:r>
-      <w:r>
-        <w:t xml:space="preserve"> </w:t>
-      </w:r>
-      <w:r>
-        <w:t xml:space="preserve">classifiers, and written to</w:t>
+        <w:t xml:space="preserve">from the same featuriser, deduplication and fold</w:t>
+      </w:r>
+      <w:r>
+        <w:t xml:space="preserve"> </w:t>
+      </w:r>
+      <w:r>
+        <w:t xml:space="preserve">objects as the deployed pipeline, over the eight core classifiers, and written to</w:t>
       </w:r>
       <w:r>
         <w:t xml:space="preserve"> </w:t>
@@ -3922,37 +3893,31 @@
         <w:t xml:space="preserve">results/tables/permutation_null.csv</w:t>
       </w:r>
       <w:r>
-        <w:t xml:space="preserve">: mean AUROC 0.4959 random and</w:t>
-      </w:r>
-      <w:r>
-        <w:t xml:space="preserve"> </w:t>
-      </w:r>
-      <w:r>
-        <w:t xml:space="preserve">0.5026 scaffold, every one of sixteen values within 0.020 of chance. Both figures corroborate rather</w:t>
-      </w:r>
-      <w:r>
-        <w:t xml:space="preserve"> </w:t>
-      </w:r>
-      <w:r>
-        <w:t xml:space="preserve">than exactly reproduce the numbers this chapter’s own artefacts predate, sitting 0.0021 and 0.0105</w:t>
-      </w:r>
-      <w:r>
-        <w:t xml:space="preserve"> </w:t>
-      </w:r>
-      <w:r>
-        <w:t xml:space="preserve">away, which is the size of the sampling noise a single permutation per endpoint carries. Chapter 9</w:t>
-      </w:r>
-      <w:r>
-        <w:t xml:space="preserve"> </w:t>
-      </w:r>
-      <w:r>
-        <w:t xml:space="preserve">section 9.7 has the full derivation; this thesis quotes the artefact’s figures, not the technical</w:t>
-      </w:r>
-      <w:r>
-        <w:t xml:space="preserve"> </w:t>
-      </w:r>
-      <w:r>
-        <w:t xml:space="preserve">report’s.</w:t>
+        <w:t xml:space="preserve">: mean AUROC 0.4959 random and 0.5026 scaffold, every one of</w:t>
+      </w:r>
+      <w:r>
+        <w:t xml:space="preserve"> </w:t>
+      </w:r>
+      <w:r>
+        <w:t xml:space="preserve">sixteen values within 0.020 of chance. The two sets of figures corroborate rather than exactly</w:t>
+      </w:r>
+      <w:r>
+        <w:t xml:space="preserve"> </w:t>
+      </w:r>
+      <w:r>
+        <w:t xml:space="preserve">reproduce one another, sitting 0.0021 and 0.0105 apart, which is the size of the sampling noise a</w:t>
+      </w:r>
+      <w:r>
+        <w:t xml:space="preserve"> </w:t>
+      </w:r>
+      <w:r>
+        <w:t xml:space="preserve">single permutation per endpoint carries. Chapter 9 section 9.7 gives the full derivation; this thesis</w:t>
+      </w:r>
+      <w:r>
+        <w:t xml:space="preserve"> </w:t>
+      </w:r>
+      <w:r>
+        <w:t xml:space="preserve">quotes the artefact’s figures throughout, not the technical report’s.</w:t>
       </w:r>
     </w:p>
     <w:bookmarkEnd w:id="19"/>
